--- a/example_articles/race_ethnicity/Asian/1.race_ethnicity_Asian_New_York_Times.docx
+++ b/example_articles/race_ethnicity/Asian/1.race_ethnicity_Asian_New_York_Times.docx
@@ -34,12 +34,12 @@
     </w:p>
     <w:p>
       <w:r>
-        <w:t>Extracted race/ethnicity: Asian (Chinese-American)</w:t>
+        <w:t>Raw race_ethnicity result: Asian (Chinese-American)</w:t>
       </w:r>
     </w:p>
     <w:p>
       <w:r>
-        <w:t>Race/Ethnicity (Standardized): Asian</w:t>
+        <w:t>race_ethnicity_stand_flat (Standardized): Asian</w:t>
       </w:r>
     </w:p>
     <w:p>

--- a/example_articles/race_ethnicity/Asian/1.race_ethnicity_Asian_New_York_Times.docx
+++ b/example_articles/race_ethnicity/Asian/1.race_ethnicity_Asian_New_York_Times.docx
@@ -29,17 +29,17 @@
     </w:p>
     <w:p>
       <w:r>
-        <w:t>Source File: NYT/43.DOCX</w:t>
+        <w:t>Source file: NYT/43.DOCX</w:t>
       </w:r>
     </w:p>
     <w:p>
       <w:r>
-        <w:t>Raw race_ethnicity result: Asian (Chinese-American)</w:t>
+        <w:t>Raw race ethnicity result, 'race_ethnicity': Asian (Chinese-American)</w:t>
       </w:r>
     </w:p>
     <w:p>
       <w:r>
-        <w:t>race_ethnicity_stand_flat (Standardized): Asian</w:t>
+        <w:t>Standardized race ethnicity result, 'race_ethnicity_stand_flat': Asian</w:t>
       </w:r>
     </w:p>
     <w:p>

--- a/example_articles/race_ethnicity/Asian/1.race_ethnicity_Asian_New_York_Times.docx
+++ b/example_articles/race_ethnicity/Asian/1.race_ethnicity_Asian_New_York_Times.docx
@@ -7,9 +7,9 @@
         <w:pStyle w:val="Heading1"/>
       </w:pPr>
       <w:r>
-        <w:t>FILM VIEW;</w:t>
+        <w:t>Randolph Journal;</w:t>
         <w:br/>
-        <w:t>An Angry Man Found Himself In 'Tom Jones'</w:t>
+        <w:t>Asian Refugee Sends Voters a Signal</w:t>
       </w:r>
     </w:p>
     <w:p>
@@ -19,22 +19,22 @@
     </w:p>
     <w:p>
       <w:r>
-        <w:t>Date: 1994-08-21</w:t>
+        <w:t>Date: 1990-08-21</w:t>
       </w:r>
     </w:p>
     <w:p>
       <w:r>
-        <w:t>Section: Section 2; ; Section 2;  Page 9;  Column 5;  Arts &amp; Leisure Desk ; Column 5; ; Biography</w:t>
+        <w:t>Section: Section A; Page 18, Column 4; National Desk</w:t>
       </w:r>
     </w:p>
     <w:p>
       <w:r>
-        <w:t>Source file: NYT/43.DOCX</w:t>
+        <w:t>Source file: NYT/38.DOCX</w:t>
       </w:r>
     </w:p>
     <w:p>
       <w:r>
-        <w:t>Raw race ethnicity result, 'race_ethnicity': Asian (Chinese-American)</w:t>
+        <w:t>Raw race ethnicity result, 'race_ethnicity': Asian</w:t>
       </w:r>
     </w:p>
     <w:p>
@@ -51,41 +51,35 @@
     </w:p>
     <w:p>
       <w:r>
-        <w:t>In Tony Richardson's engagingly chatty memoir, "The Long-Distance Runner," the English film director who died three years ago expresses surprisingly negative feelings about "Tom Jones," the movie that many consider his masterpiece. While allowing that its success was "a very agreeable thing to have to deal with," Richardson adds: "I felt the movie to be incomplete and botched in much of its execution. Whenever someone gushes to me about 'Tom Jones,' I always cringe a little inside."</w:t>
+        <w:t>Doorstep after doorstep, night after night, Daniel Lam weaves his way through this mostly white working-class town south of Boston, announcing his campaign for state representative to bewildered-looking voters.</w:t>
         <w:br/>
-        <w:t xml:space="preserve"> Richardson's disappointment in the movie is unusual considering that it gave him the kind of perfect career moment most directors only dream of. ("Tom Jones" will be shown as part of a two-and-a-half-week Film Society of Lincoln Center retrospective of Richardson's work that begins on Friday; on Wednesday, there will be a benefit showing of Richardson's last film, "Blue Sky.")</w:t>
+        <w:t>Door-to-door politicking is nothing new in Massachusetts, where Samuel Adams, John F. Kennedy and James Michael Curley, the colorful Boston Mayor, stumped for office. But Mr. Lam is not just another hometown favorite. He is a Cambodian refugee.</w:t>
         <w:br/>
-        <w:t>When "Tom Jones" was released in 1963, the critics raved, the box office boomed and the movie went on to win four Academy Awards, including best director, and to became one of the biggest hits of the early 1960's.</w:t>
+        <w:t>Mr. Lam, a 45-year-old educator and community worker who fled Cambodia in 1973, describes himself as the first Asian-American to seek election to the Massachusetts Legislature and the first Cambodian immigrant in the nation to run for a state office. His campaign for the Democratic nomination illustrates a growing breach in a political silence that has long characterized many Asian-Americans.</w:t>
         <w:br/>
-        <w:t>In retrospect, "Tom Jones" seemed to distill the heady excitement of an era when "swinging England" was being born. Very briefly, the critical spotlight that had fastened on Fellini, Antonioni, Bergman and French New Wave directors swung back to the British cinema where Richardson, along with Karel Reisz and Lindsay Anderson, had refined the so-called kitchen sink school of social realism.</w:t>
+        <w:t>''What we are seeing now and will continue to see is a much more aggressive push by Asian-Americans into American politics,'' said Peter Kiang, a lecturer at the University of Massachusetts in Boston, who studies Asian immigrant and refugee communities.</w:t>
         <w:br/>
-        <w:t xml:space="preserve"> Kitchen sink cinema combined the sooty live-from-the-slums look of Italian neo-realism with playful New Wave techniques developed by Francois Truffaut and others. What eloquence the genre achieved had less finally to do with slice-of-life veracity than with the emergence of a young generation of British actors -- among them Albert Finney, Richard Harris, Alan Bates and Tom Courtenay -- who brought an oratorical fury to their embattled working-class characters.</w:t>
+        <w:t>Participation in government is often looked on with suspicion by Asian immigrants who fled repressive governments. For them, government at its best has meant taxation and military service, and at its worst, oppression, persecution or death.</w:t>
         <w:br/>
-        <w:t>Richardson had made his reputation directing the stage dramas and later the screen adaptations of John Osborne's "Look Back in Anger" and "The Entertainer," as well as "A Taste of Honey" and "The Loneliness of the Long Distance Runner." In "The Entertainer," Laurence Olivier turns in one of his two or three greatest screen performances as Archie Rice, a seedy middle-aged music hall performer whose sagging fortunes become an overworked metaphor for Britain's decline.</w:t>
+        <w:t>Even for Asian-Americans who have lived in this country for generations, anti-Asian sentiments fostered by language barriers, a history of laws barring citizenship and World War II internment camps have discouraged many from entering electoral politics, said Representative Robert T. Matsui, a California Democrat who is one of a handful of Asian-American elected officials at the state or national level.</w:t>
         <w:br/>
-        <w:t>Although "Tom Jones" dealt with kitchen sink issues like class struggle and included pointedly gory, mud-caked scenes of 18th-century rural life, it was also a triumphant break from the genre. This picaresque comic romp, adapted by Richardson with Mr. Osborne from Henry Fielding's novel, revelled voraciously in the physical world. Everybody in the film, even its villains, seemed to be having a fine old time. The movie presented a dictionary of up-to-the-minute cinematic tricks -- freeze frames, characters addressing the camera, sped-up action and an occasional narrator -- that was almost cheeky in its virtuosity. Anything that could keep the movie's narrative momentum chugging at full speed was brought in, and it all worked.</w:t>
+        <w:t>Asian-Americans around the nation have begun to mobilize in recent years, mounting voter registration drives, moving into appointed government positions and raising money for candidates.</w:t>
         <w:br/>
-        <w:t>When "Tom Jones" appeared, England was only beginning to emerge from a grim postwar austerity. Arriving just on the eve of Beatlemania and the British Invasion, the film made an international star of Mr. Finney, whose smoldering, slightly loutish lubricity helped set the mold for a new generation of English male rock stars.</w:t>
+        <w:t>''We have reached this critical mass where Asians feel they should have more representation,'' said Michael Lui, director of the Asian-American Resource Workshop in Boston, a local civil rights organization. He said Asian-Americans, including ethnic Chinese, Japanese, Koreans and Southeast Asians, were joining forces for the first time to address specific issues like anti-Asian violence and affirmative action.</w:t>
         <w:br/>
-        <w:t>The film's flaunting of a delirious full-blooded sensuality, a quality rarely found in British films, contributed immeasurably to its success. With its satirically edged portrait of a robust 18th-century society in which sexually liberated youth triumphed over sour-faced prudes, "Tom Jones" anticipated the rampant hedonism that was right around the corner. Its subliminal message seemed to be that if English life used to be this much fun, why shouldn't it be that way again?</w:t>
+        <w:t>But while political inroads are being made, Mr. Lam's candidacy comes at a time of growing resentment in Massachusetts about the stream of refugees from Vietnam and Cambodia who are settling here. Residents complain that the newcomers are draining already shrinking state and Federal resources.</w:t>
         <w:br/>
-        <w:t>"Tom Jones" reaches a peak of naughtiness in the notorious eating scene in which Mr. Finney and Joyce Redman leer at each other while making lascivious overtures to morsels from their dinner plates. In 1963, the scene was considered the ne plus ultra of racy double-entendre. Revisited today, "Tom Jones" is still remarkable for the lustful performances of three of its actresses: Miss Redman, Diane Cilento, and Joan Greenwood.</w:t>
+        <w:t>This year, John R. Silber, who is seeking the Democratic nomination for governor, called Lowell, another city in the Boston area, a ''welfare magnet'' for Cambodian refugees and other immigrants. And in Lowell itself, where 15 percent of the nation's estimated 200,000 Cambodians live, voters approved a nonbinding proposal last November to declare English the city's official language, a move perceived as hostile by non-English speakers.</w:t>
         <w:br/>
-        <w:t>Greenwood's elegant turn as a mature seductress with a yen for younger men also foreshadows Anne Bancroft's Mrs. Robinson in "The Graduate," which came four years after "Tom Jones." In much the same way that Richardson's hit announced the arrival of "swinging England," "The Graduate," an even bigger blockbuster, distilled the mood of American youth at the dawn of the counterculture.</w:t>
+        <w:t>In his own district, which is about 5 percent Asian-American, Mr. Lam has had strong support from a coalition of minority and civil rights leaders, but he has ruffled feathers.</w:t>
         <w:br/>
-        <w:t>Richardson's golden moment was short-lived. After "Tom Jones" he never directed another major hit. His next film was a commercially unsuccessful adaptation of Evelyn Waugh's "Loved One," in which the element of caricature was pushed to the grotesque.</w:t>
+        <w:t>Earlier this summer, Mr. Lam suggested that some signatures were forged on the nomination papers of another Democratic candidate, Paul J. Connors. The state courts and ballot commission upheld Mr. Lam's challenge, and Mr. Connors left the race, leaving only two other candidates to face Mr. Lam in the September primary.</w:t>
         <w:br/>
-        <w:t>To his credit, Richardson never settled into a stylistic or commercial rut. He took an artistically adventurous road, filming the works of writers as diverse as Vladimir Nabokov ("Laughter in the Dark"), Edward Albee ("A Delicate Balance"), John Irving ("The Hotel New Hampshire") and Shakespeare (a critically acclaimed "Hamlet" done mostly with talking heads).</w:t>
+        <w:t>Mr. Lam says the challenge showed his commitment to speaking out against injustice and upholding the integrity of electoral politics.</w:t>
         <w:br/>
-        <w:t>Seen in the context of a career that never settled into a predictable niche, "Tom Jones" stands as a magnificent fluke. It is very possible that its creator never really understood what made it so special.</w:t>
+        <w:t>''When I was growing up in Cambodia, I didn't even realize I had the right to think differently,'' said Mr. Lam, who grew up in the slums of war-torn Phnom Penh. He has lived in Randolph since being granted citizenship in 1980.</w:t>
         <w:br/>
-        <w:br/>
-        <w:t>Graphic</w:t>
-        <w:br/>
-        <w:br/>
-        <w:t xml:space="preserve"> </w:t>
-        <w:br/>
-        <w:t>Photo: Tony Richardson on the set of his last film, "Blue Sky," to be shown in a Richardson retrospective. (Orion Pictures)</w:t>
+        <w:t>''Many newcomers take the attitude that they don't even have the courage to participate,'' he said. ''But I truly believe that we can't just throw our hands up and say, 'This is a lousy government.' You have to become a part of a society. Not to vote and make your voice heard when you can - well, it is unconscionable.''</w:t>
       </w:r>
     </w:p>
     <w:sectPr>

--- a/example_articles/race_ethnicity/Asian/1.race_ethnicity_Asian_New_York_Times.docx
+++ b/example_articles/race_ethnicity/Asian/1.race_ethnicity_Asian_New_York_Times.docx
@@ -7,9 +7,7 @@
         <w:pStyle w:val="Heading1"/>
       </w:pPr>
       <w:r>
-        <w:t>Randolph Journal;</w:t>
-        <w:br/>
-        <w:t>Asian Refugee Sends Voters a Signal</w:t>
+        <w:t>Asian Festival Updates Its Approach</w:t>
       </w:r>
     </w:p>
     <w:p>
@@ -19,17 +17,17 @@
     </w:p>
     <w:p>
       <w:r>
-        <w:t>Date: 1990-08-21</w:t>
+        <w:t>Date: 2000-05-08</w:t>
       </w:r>
     </w:p>
     <w:p>
       <w:r>
-        <w:t>Section: Section A; Page 18, Column 4; National Desk</w:t>
+        <w:t>Section: Section B; ; Section B; Page 3; Column 1; Metropolitan Desk ; Column 1;</w:t>
       </w:r>
     </w:p>
     <w:p>
       <w:r>
-        <w:t>Source file: NYT/38.DOCX</w:t>
+        <w:t>Source file: NYT/41.DOCX</w:t>
       </w:r>
     </w:p>
     <w:p>
@@ -51,35 +49,54 @@
     </w:p>
     <w:p>
       <w:r>
-        <w:t>Doorstep after doorstep, night after night, Daniel Lam weaves his way through this mostly white working-class town south of Boston, announcing his campaign for state representative to bewildered-looking voters.</w:t>
+        <w:t>This was the year that the hip-hop singer with a dragon tattoo stole the spotlight from the folk dancers.</w:t>
         <w:br/>
-        <w:t>Door-to-door politicking is nothing new in Massachusetts, where Samuel Adams, John F. Kennedy and James Michael Curley, the colorful Boston Mayor, stumped for office. But Mr. Lam is not just another hometown favorite. He is a Cambodian refugee.</w:t>
+        <w:t xml:space="preserve"> He called himself Double O, and he strutted in a black tank top across the stage at yesterday's Asian Pacific American Heritage Festival, his left arm emblazoned with a blue dragon. As a deep bass pounded across Union Square Park, he ripped into rhyme. "I'm what you want, what you need," he sang. "Oh baby, please come home with me."</w:t>
         <w:br/>
-        <w:t>Mr. Lam, a 45-year-old educator and community worker who fled Cambodia in 1973, describes himself as the first Asian-American to seek election to the Massachusetts Legislature and the first Cambodian immigrant in the nation to run for a state office. His campaign for the Democratic nomination illustrates a growing breach in a political silence that has long characterized many Asian-Americans.</w:t>
+        <w:t>"It's like the Asian urban outlet that was never exposed before," he said to a reporter as he kissed a female fan after the show. "I think we're on the tip of the iceberg. I think it's going much farther."</w:t>
         <w:br/>
-        <w:t>''What we are seeing now and will continue to see is a much more aggressive push by Asian-Americans into American politics,'' said Peter Kiang, a lecturer at the University of Massachusetts in Boston, who studies Asian immigrant and refugee communities.</w:t>
+        <w:t xml:space="preserve"> In recent years, acts like Double O have gradually taken center stage at the 21-year-old festival, edging out more traditional fare like Korean folk drumming and Malaysian dancing. Chalk it up to younger organizers taking over the programming and a younger audience attending the event. Since 1997, organizers said, more professionals in their 20's have dropped by, more companies focusing on that market have paid for banners and booths and more contemporary performers have been brought in.</w:t>
         <w:br/>
-        <w:t>Participation in government is often looked on with suspicion by Asian immigrants who fled repressive governments. For them, government at its best has meant taxation and military service, and at its worst, oppression, persecution or death.</w:t>
+        <w:t xml:space="preserve"> The changes mirror larger trends in certain segments of New York's Asian-American community -- namely, the growing visibility of young Asian-American professionals in what is considered mainstream culture, and the emergence of popular art forms that voice their sensibilities.</w:t>
         <w:br/>
-        <w:t>Even for Asian-Americans who have lived in this country for generations, anti-Asian sentiments fostered by language barriers, a history of laws barring citizenship and World War II internment camps have discouraged many from entering electoral politics, said Representative Robert T. Matsui, a California Democrat who is one of a handful of Asian-American elected officials at the state or national level.</w:t>
+        <w:t xml:space="preserve"> Many of the thousands who attended yesterday's festival came with cell phones, sunglasses and slick hair, and they were less interested in the martial arts demonstrations than in the erotically charged lyrics of Double O.</w:t>
         <w:br/>
-        <w:t>Asian-Americans around the nation have begun to mobilize in recent years, mounting voter registration drives, moving into appointed government positions and raising money for candidates.</w:t>
+        <w:t>"We want to make sure the general audience and our community see a reflection of what we are today," said Chuck N. Lee, one of the festival organizers. "That's why we have the contemporary stuff."</w:t>
         <w:br/>
-        <w:t>''We have reached this critical mass where Asians feel they should have more representation,'' said Michael Lui, director of the Asian-American Resource Workshop in Boston, a local civil rights organization. He said Asian-Americans, including ethnic Chinese, Japanese, Koreans and Southeast Asians, were joining forces for the first time to address specific issues like anti-Asian violence and affirmative action.</w:t>
+        <w:t xml:space="preserve"> The festival was started in 1979 by the Coalition of Asian Pacific Americans when President Jimmy Carter designated Asian-American Heritage Week. (President George Bush later expanded the designation to encompass the month of May). For many years, it drew several hundred people, most of whom had ties to the 30 or so nonprofit groups that set up booths. These included organizations like the Chinatown Health Clinic and the Basement Workshop, an arts collective.</w:t>
         <w:br/>
-        <w:t>But while political inroads are being made, Mr. Lam's candidacy comes at a time of growing resentment in Massachusetts about the stream of refugees from Vietnam and Cambodia who are settling here. Residents complain that the newcomers are draining already shrinking state and Federal resources.</w:t>
+        <w:t xml:space="preserve"> Most of the festival financing came from state grants, fund-raisers and rents for the booths. But since the late 1980's, corporate sponsorship has become increasingly common. That backing has only intensified in recent years, especially as many companies have become aware that Asian-Americans have the highest average household income of any ethnic group in the nation -- $46,637 in 1998, according to the United States Census Bureau.</w:t>
         <w:br/>
-        <w:t>This year, John R. Silber, who is seeking the Democratic nomination for governor, called Lowell, another city in the Boston area, a ''welfare magnet'' for Cambodian refugees and other immigrants. And in Lowell itself, where 15 percent of the nation's estimated 200,000 Cambodians live, voters approved a nonbinding proposal last November to declare English the city's official language, a move perceived as hostile by non-English speakers.</w:t>
+        <w:t>Although nonprofit groups still dominated the 100 or so booths yesterday, many business executives said events like the festival provided convenient access to the Asian-American market, which is otherwise not easily reached. There are virtually no magazines or television shows that cater specifically to it, unlike for the African-American or Hispanic population.</w:t>
         <w:br/>
-        <w:t>In his own district, which is about 5 percent Asian-American, Mr. Lam has had strong support from a coalition of minority and civil rights leaders, but he has ruffled feathers.</w:t>
+        <w:t xml:space="preserve"> "We want to show support for the event, to help fund it and bring in artists," said Betty Huang, marketing director of Community Connect, which operates a Web site called Asianavenue.com. "On the other side, it's a good way for us to get our name out there."</w:t>
         <w:br/>
-        <w:t>Earlier this summer, Mr. Lam suggested that some signatures were forged on the nomination papers of another Democratic candidate, Paul J. Connors. The state courts and ballot commission upheld Mr. Lam's challenge, and Mr. Connors left the race, leaving only two other candidates to face Mr. Lam in the September primary.</w:t>
+        <w:t xml:space="preserve"> And those coming to the festival are increasingly younger, and more have full-time professional jobs that are not associated with the nonprofit groups, said Ramon Gil, president of the group running the festival.</w:t>
         <w:br/>
-        <w:t>Mr. Lam says the challenge showed his commitment to speaking out against injustice and upholding the integrity of electoral politics.</w:t>
+        <w:t xml:space="preserve"> Scholars say this change reflects a general demographic shift in the last decade or so within many Asian-American communities. Immigration laws passed in 1965 have resulted in more white-collar immigrants entering the country and an entire generation of children growing up in the United States in the 1980's and entering the workplace.</w:t>
         <w:br/>
-        <w:t>''When I was growing up in Cambodia, I didn't even realize I had the right to think differently,'' said Mr. Lam, who grew up in the slums of war-torn Phnom Penh. He has lived in Randolph since being granted citizenship in 1980.</w:t>
+        <w:t xml:space="preserve"> But the increasing commercial presence at the festival has raised concerns among some people who worry that corporations may overshadow the work of nonprofit groups.</w:t>
         <w:br/>
-        <w:t>''Many newcomers take the attitude that they don't even have the courage to participate,'' he said. ''But I truly believe that we can't just throw our hands up and say, 'This is a lousy government.' You have to become a part of a society. Not to vote and make your voice heard when you can - well, it is unconscionable.''</w:t>
+        <w:t xml:space="preserve"> And when the visibility of the professional Asian-American class increases in mainstream culture, the awareness of working class immigrants and their problems can get lost, said Robert Ku, a professor of English and of Asian-American Studies at Hunter College.</w:t>
+        <w:br/>
+        <w:t xml:space="preserve"> But festival organizers said they had been careful to keep the event grounded in its original purpose. For instance, career-oriented groups at the festival, like the National Association of Asian-American Professionals, often run mentoring programs to help recent immigrants or students.</w:t>
+        <w:br/>
+        <w:t xml:space="preserve"> Besides drawing a larger corporate presence, the festival's younger organizers and audience have also led to a significant shift in the entertainment lineup this year. Organizers said this was the first year that contemporary pop singers outnumbered musicians specializing in traditional Asian styles.</w:t>
+        <w:br/>
+        <w:t xml:space="preserve"> "I think it will be encouraging for people to see that there are Asian Pacific Americans performing this nontraditional and unusual path," said Toni Wang, a 28-year-old aspiring diva who belted out R&amp;B-inspired lyrics on the main stage.</w:t>
+        <w:br/>
+        <w:t xml:space="preserve"> "She's not bad," said Marc Wong, 32, a computer technician at Goldman Sachs, as Ms. Wang began her third song. "Then there was that guy Double O. He didn't sound like a typical Asian-immigrant-family type of kid. He was obviously a guy who had soaked himself in a particular kind of American culture."</w:t>
+        <w:br/>
+        <w:br/>
+        <w:t>http://www.nytimes.com</w:t>
+        <w:br/>
+        <w:br/>
+        <w:t>Graphic</w:t>
+        <w:br/>
+        <w:br/>
+        <w:t xml:space="preserve"> </w:t>
+        <w:br/>
+        <w:t>Photos: Double O, a hip-hop singer, was among the acts yesterday adding a contemporary touch to the Asian Pacific American Heritage Festival in Manhattan. For the first year, pop singers outnumbered traditional musicians. (Photographs by Dith Pran/The New York Times)</w:t>
       </w:r>
     </w:p>
     <w:sectPr>

--- a/example_articles/race_ethnicity/Asian/1.race_ethnicity_Asian_New_York_Times.docx
+++ b/example_articles/race_ethnicity/Asian/1.race_ethnicity_Asian_New_York_Times.docx
@@ -32,7 +32,7 @@
     </w:p>
     <w:p>
       <w:r>
-        <w:t>Raw race ethnicity result, 'race_ethnicity': Asian</w:t>
+        <w:t>Raw race ethnicity result, 'race_ethnicity': Asian (Asian-American)</w:t>
       </w:r>
     </w:p>
     <w:p>
